--- a/enonces/par_module/FIC_enonces.docx
+++ b/enonces/par_module/FIC_enonces.docx
@@ -1690,6 +1690,7 @@
     </w:p>
     <w:p>
       <w:pPr>
+        <w:keepNext/>
         <w:keepLines/>
         <w:shd w:fill="F2F2F2" w:val="clear"/>
         <w:spacing w:after="0" w:before="100"/>
@@ -1707,6 +1708,7 @@
     </w:p>
     <w:p>
       <w:pPr>
+        <w:keepNext/>
         <w:keepLines/>
         <w:shd w:fill="F2F2F2" w:val="clear"/>
         <w:spacing w:after="0" w:before="0"/>
@@ -1724,6 +1726,7 @@
     </w:p>
     <w:p>
       <w:pPr>
+        <w:keepNext w:val="false"/>
         <w:keepLines/>
         <w:shd w:fill="F2F2F2" w:val="clear"/>
         <w:spacing w:after="160" w:before="0"/>
@@ -2334,6 +2337,7 @@
     </w:p>
     <w:p>
       <w:pPr>
+        <w:keepNext/>
         <w:keepLines/>
         <w:shd w:fill="F2F2F2" w:val="clear"/>
         <w:spacing w:after="0" w:before="100"/>
@@ -2351,6 +2355,7 @@
     </w:p>
     <w:p>
       <w:pPr>
+        <w:keepNext/>
         <w:keepLines/>
         <w:shd w:fill="F2F2F2" w:val="clear"/>
         <w:spacing w:after="0" w:before="0"/>
@@ -2368,6 +2373,7 @@
     </w:p>
     <w:p>
       <w:pPr>
+        <w:keepNext/>
         <w:keepLines/>
         <w:shd w:fill="F2F2F2" w:val="clear"/>
         <w:spacing w:after="0" w:before="0"/>
@@ -2385,6 +2391,7 @@
     </w:p>
     <w:p>
       <w:pPr>
+        <w:keepNext w:val="false"/>
         <w:keepLines/>
         <w:shd w:fill="F2F2F2" w:val="clear"/>
         <w:spacing w:after="160" w:before="0"/>
@@ -4117,6 +4124,7 @@
     </w:p>
     <w:p>
       <w:pPr>
+        <w:keepNext/>
         <w:keepLines/>
         <w:shd w:fill="F2F2F2" w:val="clear"/>
         <w:spacing w:after="0" w:before="100"/>
@@ -4134,6 +4142,7 @@
     </w:p>
     <w:p>
       <w:pPr>
+        <w:keepNext w:val="false"/>
         <w:keepLines/>
         <w:shd w:fill="F2F2F2" w:val="clear"/>
         <w:spacing w:after="160" w:before="0"/>
@@ -4703,7 +4712,7 @@
         <w:szCs w:val="18"/>
         <w:color w:val="595959"/>
       </w:rPr>
-      <w:t xml:space="preserve">FIC_enonces </w:t>
+      <w:t xml:space="preserve">FIC </w:t>
     </w:r>
     <w:r>
       <w:fldChar w:fldCharType="begin"/>
@@ -4738,7 +4747,7 @@
       <w:fldChar w:fldCharType="separate"/>
     </w:r>
     <w:r>
-      <w:t>7</w:t>
+      <w:t>8</w:t>
     </w:r>
     <w:r>
       <w:fldChar w:fldCharType="end"/>
